--- a/Propuestas_Control_1_02_Revision_Prompts.docx
+++ b/Propuestas_Control_1_02_Revision_Prompts.docx
@@ -165,6 +165,1182 @@
         <w:rPr>
           <w:lang w:val="es-ES"/>
         </w:rPr>
+        <w:br w:type="page"/>
+      </w:r>
+    </w:p>
+    <w:p>
+      <w:pPr>
+        <w:pStyle w:val="Heading1"/>
+        <w:spacing w:before="0" w:after="120"/>
+      </w:pPr>
+      <w:r>
+        <w:rPr>
+          <w:b/>
+        </w:rPr>
+        <w:t>Avance de la POC y próximos hitos</w:t>
+      </w:r>
+    </w:p>
+    <w:p>
+      <w:pPr>
+        <w:spacing w:after="160"/>
+      </w:pPr>
+      <w:r>
+        <w:rPr>
+          <w:sz w:val="18"/>
+        </w:rPr>
+        <w:t>Estado al 24 de septiembre de 2026. La POC validó la línea base sin LLM y cuenta con evidencia local reproducible. Los elementos pendientes son necesarios para convertirla en un control integrado y operable.</w:t>
+      </w:r>
+    </w:p>
+    <w:tbl>
+      <w:tblPr>
+        <w:tblStyle w:val="TableGrid"/>
+        <w:tblW w:type="auto" w:w="0"/>
+        <w:jc w:val="center"/>
+        <w:tblLayout w:type="fixed"/>
+        <w:tblLook w:firstColumn="1" w:firstRow="1" w:lastColumn="0" w:lastRow="0" w:noHBand="0" w:noVBand="1" w:val="04A0"/>
+      </w:tblPr>
+      <w:tblGrid>
+        <w:gridCol w:w="2438"/>
+        <w:gridCol w:w="2438"/>
+        <w:gridCol w:w="2438"/>
+        <w:gridCol w:w="2438"/>
+      </w:tblGrid>
+      <w:tr>
+        <w:trPr>
+          <w:tblHeader w:val="true"/>
+        </w:trPr>
+        <w:tc>
+          <w:tcPr>
+            <w:tcW w:type="dxa" w:w="1080"/>
+            <w:shd w:fill="2F4C60" w:val="clear"/>
+            <w:vAlign w:val="center"/>
+          </w:tcPr>
+          <w:p>
+            <w:pPr>
+              <w:spacing w:before="0" w:after="0"/>
+            </w:pPr>
+            <w:r/>
+            <w:r>
+              <w:rPr>
+                <w:b/>
+                <w:color w:val="FFFFFF"/>
+                <w:sz w:val="16"/>
+              </w:rPr>
+              <w:t>Estado</w:t>
+            </w:r>
+          </w:p>
+        </w:tc>
+        <w:tc>
+          <w:tcPr>
+            <w:tcW w:type="dxa" w:w="2088"/>
+            <w:shd w:fill="2F4C60" w:val="clear"/>
+            <w:vAlign w:val="center"/>
+          </w:tcPr>
+          <w:p>
+            <w:pPr>
+              <w:spacing w:before="0" w:after="0"/>
+            </w:pPr>
+            <w:r/>
+            <w:r>
+              <w:rPr>
+                <w:b/>
+                <w:color w:val="FFFFFF"/>
+                <w:sz w:val="16"/>
+              </w:rPr>
+              <w:t>Entregable / actividad</w:t>
+            </w:r>
+          </w:p>
+        </w:tc>
+        <w:tc>
+          <w:tcPr>
+            <w:tcW w:type="dxa" w:w="3672"/>
+            <w:shd w:fill="2F4C60" w:val="clear"/>
+            <w:vAlign w:val="center"/>
+          </w:tcPr>
+          <w:p>
+            <w:pPr>
+              <w:spacing w:before="0" w:after="0"/>
+            </w:pPr>
+            <w:r/>
+            <w:r>
+              <w:rPr>
+                <w:b/>
+                <w:color w:val="FFFFFF"/>
+                <w:sz w:val="16"/>
+              </w:rPr>
+              <w:t>Alcance y evidencia actual</w:t>
+            </w:r>
+          </w:p>
+        </w:tc>
+        <w:tc>
+          <w:tcPr>
+            <w:tcW w:type="dxa" w:w="2880"/>
+            <w:shd w:fill="2F4C60" w:val="clear"/>
+            <w:vAlign w:val="center"/>
+          </w:tcPr>
+          <w:p>
+            <w:pPr>
+              <w:spacing w:before="0" w:after="0"/>
+            </w:pPr>
+            <w:r/>
+            <w:r>
+              <w:rPr>
+                <w:b/>
+                <w:color w:val="FFFFFF"/>
+                <w:sz w:val="16"/>
+              </w:rPr>
+              <w:t>Próximo hito o condición de cierre</w:t>
+            </w:r>
+          </w:p>
+        </w:tc>
+      </w:tr>
+      <w:tr>
+        <w:trPr>
+          <w:cantSplit/>
+        </w:trPr>
+        <w:tc>
+          <w:tcPr>
+            <w:tcW w:type="dxa" w:w="1080"/>
+            <w:shd w:fill="FFFFFF" w:val="clear"/>
+            <w:vAlign w:val="center"/>
+          </w:tcPr>
+          <w:p>
+            <w:pPr>
+              <w:spacing w:before="0" w:after="0"/>
+            </w:pPr>
+            <w:r/>
+            <w:r>
+              <w:rPr>
+                <w:b/>
+                <w:color w:val="1C6644"/>
+                <w:sz w:val="15"/>
+              </w:rPr>
+              <w:t>COMPLETADO</w:t>
+            </w:r>
+          </w:p>
+        </w:tc>
+        <w:tc>
+          <w:tcPr>
+            <w:tcW w:type="dxa" w:w="2088"/>
+            <w:shd w:fill="FFFFFF" w:val="clear"/>
+            <w:vAlign w:val="center"/>
+          </w:tcPr>
+          <w:p>
+            <w:pPr>
+              <w:spacing w:before="0" w:after="0"/>
+            </w:pPr>
+            <w:r/>
+            <w:r>
+              <w:rPr>
+                <w:b w:val="0"/>
+                <w:sz w:val="15"/>
+              </w:rPr>
+              <w:t>Análisis y selección de herramientas</w:t>
+            </w:r>
+          </w:p>
+        </w:tc>
+        <w:tc>
+          <w:tcPr>
+            <w:tcW w:type="dxa" w:w="3672"/>
+            <w:shd w:fill="FFFFFF" w:val="clear"/>
+            <w:vAlign w:val="center"/>
+          </w:tcPr>
+          <w:p>
+            <w:pPr>
+              <w:spacing w:before="0" w:after="0"/>
+            </w:pPr>
+            <w:r/>
+            <w:r>
+              <w:rPr>
+                <w:b w:val="0"/>
+                <w:sz w:val="15"/>
+              </w:rPr>
+              <w:t>Se evaluaron PromptSonar y prompt-injection-auditor (pi_scan.py) como baseline sin LLM. Se documentaron cobertura, alcances y límites; SonarQube se definió como capa de evidencia y no como único gate.</w:t>
+            </w:r>
+          </w:p>
+        </w:tc>
+        <w:tc>
+          <w:tcPr>
+            <w:tcW w:type="dxa" w:w="2880"/>
+            <w:shd w:fill="FFFFFF" w:val="clear"/>
+            <w:vAlign w:val="center"/>
+          </w:tcPr>
+          <w:p>
+            <w:pPr>
+              <w:spacing w:before="0" w:after="0"/>
+            </w:pPr>
+            <w:r/>
+            <w:r>
+              <w:rPr>
+                <w:b w:val="0"/>
+                <w:sz w:val="15"/>
+              </w:rPr>
+              <w:t>Mantener la evaluación como referencia y revisar cambios de versiones y reglas.</w:t>
+            </w:r>
+          </w:p>
+        </w:tc>
+      </w:tr>
+      <w:tr>
+        <w:trPr>
+          <w:cantSplit/>
+        </w:trPr>
+        <w:tc>
+          <w:tcPr>
+            <w:tcW w:type="dxa" w:w="1080"/>
+            <w:shd w:fill="F7F8FA" w:val="clear"/>
+            <w:vAlign w:val="center"/>
+          </w:tcPr>
+          <w:p>
+            <w:pPr>
+              <w:spacing w:before="0" w:after="0"/>
+            </w:pPr>
+            <w:r/>
+            <w:r>
+              <w:rPr>
+                <w:b/>
+                <w:color w:val="1C6644"/>
+                <w:sz w:val="15"/>
+              </w:rPr>
+              <w:t>COMPLETADO</w:t>
+            </w:r>
+          </w:p>
+        </w:tc>
+        <w:tc>
+          <w:tcPr>
+            <w:tcW w:type="dxa" w:w="2088"/>
+            <w:shd w:fill="F7F8FA" w:val="clear"/>
+            <w:vAlign w:val="center"/>
+          </w:tcPr>
+          <w:p>
+            <w:pPr>
+              <w:spacing w:before="0" w:after="0"/>
+            </w:pPr>
+            <w:r/>
+            <w:r>
+              <w:rPr>
+                <w:b w:val="0"/>
+                <w:sz w:val="15"/>
+              </w:rPr>
+              <w:t>Instalación y prueba local sin LLM</w:t>
+            </w:r>
+          </w:p>
+        </w:tc>
+        <w:tc>
+          <w:tcPr>
+            <w:tcW w:type="dxa" w:w="3672"/>
+            <w:shd w:fill="F7F8FA" w:val="clear"/>
+            <w:vAlign w:val="center"/>
+          </w:tcPr>
+          <w:p>
+            <w:pPr>
+              <w:spacing w:before="0" w:after="0"/>
+            </w:pPr>
+            <w:r/>
+            <w:r>
+              <w:rPr>
+                <w:b w:val="0"/>
+                <w:sz w:val="15"/>
+              </w:rPr>
+              <w:t>PromptSonar y pi-auditor se ejecutan localmente sobre archivos .txt y .md, sin API key, GPU ni inferencia generativa.</w:t>
+            </w:r>
+          </w:p>
+        </w:tc>
+        <w:tc>
+          <w:tcPr>
+            <w:tcW w:type="dxa" w:w="2880"/>
+            <w:shd w:fill="F7F8FA" w:val="clear"/>
+            <w:vAlign w:val="center"/>
+          </w:tcPr>
+          <w:p>
+            <w:pPr>
+              <w:spacing w:before="0" w:after="0"/>
+            </w:pPr>
+            <w:r/>
+            <w:r>
+              <w:rPr>
+                <w:b w:val="0"/>
+                <w:sz w:val="15"/>
+              </w:rPr>
+              <w:t>Repetir la prueba en el laboratorio del cliente/SUSE y registrar versiones efectivas.</w:t>
+            </w:r>
+          </w:p>
+        </w:tc>
+      </w:tr>
+      <w:tr>
+        <w:trPr>
+          <w:cantSplit/>
+        </w:trPr>
+        <w:tc>
+          <w:tcPr>
+            <w:tcW w:type="dxa" w:w="1080"/>
+            <w:shd w:fill="FFFFFF" w:val="clear"/>
+            <w:vAlign w:val="center"/>
+          </w:tcPr>
+          <w:p>
+            <w:pPr>
+              <w:spacing w:before="0" w:after="0"/>
+            </w:pPr>
+            <w:r/>
+            <w:r>
+              <w:rPr>
+                <w:b/>
+                <w:color w:val="1C6644"/>
+                <w:sz w:val="15"/>
+              </w:rPr>
+              <w:t>COMPLETADO</w:t>
+            </w:r>
+          </w:p>
+        </w:tc>
+        <w:tc>
+          <w:tcPr>
+            <w:tcW w:type="dxa" w:w="2088"/>
+            <w:shd w:fill="FFFFFF" w:val="clear"/>
+            <w:vAlign w:val="center"/>
+          </w:tcPr>
+          <w:p>
+            <w:pPr>
+              <w:spacing w:before="0" w:after="0"/>
+            </w:pPr>
+            <w:r/>
+            <w:r>
+              <w:rPr>
+                <w:b w:val="0"/>
+                <w:sz w:val="15"/>
+              </w:rPr>
+              <w:t>Imagen Docker y ejecución modular</w:t>
+            </w:r>
+          </w:p>
+        </w:tc>
+        <w:tc>
+          <w:tcPr>
+            <w:tcW w:type="dxa" w:w="3672"/>
+            <w:shd w:fill="FFFFFF" w:val="clear"/>
+            <w:vAlign w:val="center"/>
+          </w:tcPr>
+          <w:p>
+            <w:pPr>
+              <w:spacing w:before="0" w:after="0"/>
+            </w:pPr>
+            <w:r/>
+            <w:r>
+              <w:rPr>
+                <w:b w:val="0"/>
+                <w:sz w:val="15"/>
+              </w:rPr>
+              <w:t>Se creó una imagen Linux con Node.js, Python y los scanners; Docker Compose monta prompts en solo lectura y reportes como salida. El umbral de PromptSonar y la política de salida son configurables.</w:t>
+            </w:r>
+          </w:p>
+        </w:tc>
+        <w:tc>
+          <w:tcPr>
+            <w:tcW w:type="dxa" w:w="2880"/>
+            <w:shd w:fill="FFFFFF" w:val="clear"/>
+            <w:vAlign w:val="center"/>
+          </w:tcPr>
+          <w:p>
+            <w:pPr>
+              <w:spacing w:before="0" w:after="0"/>
+            </w:pPr>
+            <w:r/>
+            <w:r>
+              <w:rPr>
+                <w:b w:val="0"/>
+                <w:sz w:val="15"/>
+              </w:rPr>
+              <w:t>Validar build y ejecución end-to-end en el runtime de contenedores autorizado por el cliente.</w:t>
+            </w:r>
+          </w:p>
+        </w:tc>
+      </w:tr>
+      <w:tr>
+        <w:trPr>
+          <w:cantSplit/>
+        </w:trPr>
+        <w:tc>
+          <w:tcPr>
+            <w:tcW w:type="dxa" w:w="1080"/>
+            <w:shd w:fill="F7F8FA" w:val="clear"/>
+            <w:vAlign w:val="center"/>
+          </w:tcPr>
+          <w:p>
+            <w:pPr>
+              <w:spacing w:before="0" w:after="0"/>
+            </w:pPr>
+            <w:r/>
+            <w:r>
+              <w:rPr>
+                <w:b/>
+                <w:color w:val="1C6644"/>
+                <w:sz w:val="15"/>
+              </w:rPr>
+              <w:t>COMPLETADO</w:t>
+            </w:r>
+          </w:p>
+        </w:tc>
+        <w:tc>
+          <w:tcPr>
+            <w:tcW w:type="dxa" w:w="2088"/>
+            <w:shd w:fill="F7F8FA" w:val="clear"/>
+            <w:vAlign w:val="center"/>
+          </w:tcPr>
+          <w:p>
+            <w:pPr>
+              <w:spacing w:before="0" w:after="0"/>
+            </w:pPr>
+            <w:r/>
+            <w:r>
+              <w:rPr>
+                <w:b w:val="0"/>
+                <w:sz w:val="15"/>
+              </w:rPr>
+              <w:t>Publicación de imagen en Harbor</w:t>
+            </w:r>
+          </w:p>
+        </w:tc>
+        <w:tc>
+          <w:tcPr>
+            <w:tcW w:type="dxa" w:w="3672"/>
+            <w:shd w:fill="F7F8FA" w:val="clear"/>
+            <w:vAlign w:val="center"/>
+          </w:tcPr>
+          <w:p>
+            <w:pPr>
+              <w:spacing w:before="0" w:after="0"/>
+            </w:pPr>
+            <w:r/>
+            <w:r>
+              <w:rPr>
+                <w:b w:val="0"/>
+                <w:sz w:val="15"/>
+              </w:rPr>
+              <w:t>Imagen de la POC publicada en Harbor para distribución controlada del artefacto de ejecución.</w:t>
+            </w:r>
+          </w:p>
+        </w:tc>
+        <w:tc>
+          <w:tcPr>
+            <w:tcW w:type="dxa" w:w="2880"/>
+            <w:shd w:fill="F7F8FA" w:val="clear"/>
+            <w:vAlign w:val="center"/>
+          </w:tcPr>
+          <w:p>
+            <w:pPr>
+              <w:spacing w:before="0" w:after="0"/>
+            </w:pPr>
+            <w:r/>
+            <w:r>
+              <w:rPr>
+                <w:b w:val="0"/>
+                <w:sz w:val="15"/>
+              </w:rPr>
+              <w:t>Confirmar pull desde el laboratorio, permisos del proyecto y política de retención y escaneo de imágenes.</w:t>
+            </w:r>
+          </w:p>
+        </w:tc>
+      </w:tr>
+      <w:tr>
+        <w:trPr>
+          <w:cantSplit/>
+        </w:trPr>
+        <w:tc>
+          <w:tcPr>
+            <w:tcW w:type="dxa" w:w="1080"/>
+            <w:shd w:fill="FFFFFF" w:val="clear"/>
+            <w:vAlign w:val="center"/>
+          </w:tcPr>
+          <w:p>
+            <w:pPr>
+              <w:spacing w:before="0" w:after="0"/>
+            </w:pPr>
+            <w:r/>
+            <w:r>
+              <w:rPr>
+                <w:b/>
+                <w:color w:val="1C6644"/>
+                <w:sz w:val="15"/>
+              </w:rPr>
+              <w:t>COMPLETADO</w:t>
+            </w:r>
+          </w:p>
+        </w:tc>
+        <w:tc>
+          <w:tcPr>
+            <w:tcW w:type="dxa" w:w="2088"/>
+            <w:shd w:fill="FFFFFF" w:val="clear"/>
+            <w:vAlign w:val="center"/>
+          </w:tcPr>
+          <w:p>
+            <w:pPr>
+              <w:spacing w:before="0" w:after="0"/>
+            </w:pPr>
+            <w:r/>
+            <w:r>
+              <w:rPr>
+                <w:b w:val="0"/>
+                <w:sz w:val="15"/>
+              </w:rPr>
+              <w:t>Salida SARIF y trazabilidad de findings</w:t>
+            </w:r>
+          </w:p>
+        </w:tc>
+        <w:tc>
+          <w:tcPr>
+            <w:tcW w:type="dxa" w:w="3672"/>
+            <w:shd w:fill="FFFFFF" w:val="clear"/>
+            <w:vAlign w:val="center"/>
+          </w:tcPr>
+          <w:p>
+            <w:pPr>
+              <w:spacing w:before="0" w:after="0"/>
+            </w:pPr>
+            <w:r/>
+            <w:r>
+              <w:rPr>
+                <w:b w:val="0"/>
+                <w:sz w:val="15"/>
+              </w:rPr>
+              <w:t>PromptSonar produce JSON y SARIF. Se agregó conversión automática del JSON de pi-auditor a SARIF 2.1.0, con ruleId, severidad, mensaje y ubicación cuando existe línea.</w:t>
+            </w:r>
+          </w:p>
+        </w:tc>
+        <w:tc>
+          <w:tcPr>
+            <w:tcW w:type="dxa" w:w="2880"/>
+            <w:shd w:fill="FFFFFF" w:val="clear"/>
+            <w:vAlign w:val="center"/>
+          </w:tcPr>
+          <w:p>
+            <w:pPr>
+              <w:spacing w:before="0" w:after="0"/>
+            </w:pPr>
+            <w:r/>
+            <w:r>
+              <w:rPr>
+                <w:b w:val="0"/>
+                <w:sz w:val="15"/>
+              </w:rPr>
+              <w:t>Validar la importación real de ambos SARIF en la instancia SonarQube objetivo.</w:t>
+            </w:r>
+          </w:p>
+        </w:tc>
+      </w:tr>
+      <w:tr>
+        <w:trPr>
+          <w:cantSplit/>
+        </w:trPr>
+        <w:tc>
+          <w:tcPr>
+            <w:tcW w:type="dxa" w:w="1080"/>
+            <w:shd w:fill="F7F8FA" w:val="clear"/>
+            <w:vAlign w:val="center"/>
+          </w:tcPr>
+          <w:p>
+            <w:pPr>
+              <w:spacing w:before="0" w:after="0"/>
+            </w:pPr>
+            <w:r/>
+            <w:r>
+              <w:rPr>
+                <w:b/>
+                <w:color w:val="1C6644"/>
+                <w:sz w:val="15"/>
+              </w:rPr>
+              <w:t>COMPLETADO</w:t>
+            </w:r>
+          </w:p>
+        </w:tc>
+        <w:tc>
+          <w:tcPr>
+            <w:tcW w:type="dxa" w:w="2088"/>
+            <w:shd w:fill="F7F8FA" w:val="clear"/>
+            <w:vAlign w:val="center"/>
+          </w:tcPr>
+          <w:p>
+            <w:pPr>
+              <w:spacing w:before="0" w:after="0"/>
+            </w:pPr>
+            <w:r/>
+            <w:r>
+              <w:rPr>
+                <w:b w:val="0"/>
+                <w:sz w:val="15"/>
+              </w:rPr>
+              <w:t>Escenarios iniciales de prompts</w:t>
+            </w:r>
+          </w:p>
+        </w:tc>
+        <w:tc>
+          <w:tcPr>
+            <w:tcW w:type="dxa" w:w="3672"/>
+            <w:shd w:fill="F7F8FA" w:val="clear"/>
+            <w:vAlign w:val="center"/>
+          </w:tcPr>
+          <w:p>
+            <w:pPr>
+              <w:spacing w:before="0" w:after="0"/>
+            </w:pPr>
+            <w:r/>
+            <w:r>
+              <w:rPr>
+                <w:b w:val="0"/>
+                <w:sz w:val="15"/>
+              </w:rPr>
+              <w:t>Se probaron prompts vulnerables, endurecidos y sin hallazgos esperados; los resultados permiten contrastar sensibilidad y severidad de las herramientas.</w:t>
+            </w:r>
+          </w:p>
+        </w:tc>
+        <w:tc>
+          <w:tcPr>
+            <w:tcW w:type="dxa" w:w="2880"/>
+            <w:shd w:fill="F7F8FA" w:val="clear"/>
+            <w:vAlign w:val="center"/>
+          </w:tcPr>
+          <w:p>
+            <w:pPr>
+              <w:spacing w:before="0" w:after="0"/>
+            </w:pPr>
+            <w:r/>
+            <w:r>
+              <w:rPr>
+                <w:b w:val="0"/>
+                <w:sz w:val="15"/>
+              </w:rPr>
+              <w:t>Conservar los casos como regresión base y documentar el resultado esperado de cada uno.</w:t>
+            </w:r>
+          </w:p>
+        </w:tc>
+      </w:tr>
+      <w:tr>
+        <w:trPr>
+          <w:cantSplit/>
+        </w:trPr>
+        <w:tc>
+          <w:tcPr>
+            <w:tcW w:type="dxa" w:w="1080"/>
+            <w:shd w:fill="FFFFFF" w:val="clear"/>
+            <w:vAlign w:val="center"/>
+          </w:tcPr>
+          <w:p>
+            <w:pPr>
+              <w:spacing w:before="0" w:after="0"/>
+            </w:pPr>
+            <w:r/>
+            <w:r>
+              <w:rPr>
+                <w:b/>
+                <w:color w:val="9D5C00"/>
+                <w:sz w:val="15"/>
+              </w:rPr>
+              <w:t>PENDIENTE</w:t>
+            </w:r>
+          </w:p>
+        </w:tc>
+        <w:tc>
+          <w:tcPr>
+            <w:tcW w:type="dxa" w:w="2088"/>
+            <w:shd w:fill="FFFFFF" w:val="clear"/>
+            <w:vAlign w:val="center"/>
+          </w:tcPr>
+          <w:p>
+            <w:pPr>
+              <w:spacing w:before="0" w:after="0"/>
+            </w:pPr>
+            <w:r/>
+            <w:r>
+              <w:rPr>
+                <w:b w:val="0"/>
+                <w:sz w:val="15"/>
+              </w:rPr>
+              <w:t>Pipeline de prueba e importación a SonarQube</w:t>
+            </w:r>
+          </w:p>
+        </w:tc>
+        <w:tc>
+          <w:tcPr>
+            <w:tcW w:type="dxa" w:w="3672"/>
+            <w:shd w:fill="FFFFFF" w:val="clear"/>
+            <w:vAlign w:val="center"/>
+          </w:tcPr>
+          <w:p>
+            <w:pPr>
+              <w:spacing w:before="0" w:after="0"/>
+            </w:pPr>
+            <w:r/>
+            <w:r>
+              <w:rPr>
+                <w:b w:val="0"/>
+                <w:sz w:val="15"/>
+              </w:rPr>
+              <w:t>El wrapper y los SARIF están listos para CI, pero no existe aún un pipeline que ejecute el análisis, conserve artefactos y publique resultados.</w:t>
+            </w:r>
+          </w:p>
+        </w:tc>
+        <w:tc>
+          <w:tcPr>
+            <w:tcW w:type="dxa" w:w="2880"/>
+            <w:shd w:fill="FFFFFF" w:val="clear"/>
+            <w:vAlign w:val="center"/>
+          </w:tcPr>
+          <w:p>
+            <w:pPr>
+              <w:spacing w:before="0" w:after="0"/>
+            </w:pPr>
+            <w:r/>
+            <w:r>
+              <w:rPr>
+                <w:b w:val="0"/>
+                <w:sz w:val="15"/>
+              </w:rPr>
+              <w:t>Crear pipeline con build/pull de imagen, scan, artefactos SARIF y sonar.sarifReportPaths; definir secretos y permisos mínimos.</w:t>
+            </w:r>
+          </w:p>
+        </w:tc>
+      </w:tr>
+      <w:tr>
+        <w:trPr>
+          <w:cantSplit/>
+        </w:trPr>
+        <w:tc>
+          <w:tcPr>
+            <w:tcW w:type="dxa" w:w="1080"/>
+            <w:shd w:fill="F7F8FA" w:val="clear"/>
+            <w:vAlign w:val="center"/>
+          </w:tcPr>
+          <w:p>
+            <w:pPr>
+              <w:spacing w:before="0" w:after="0"/>
+            </w:pPr>
+            <w:r/>
+            <w:r>
+              <w:rPr>
+                <w:b/>
+                <w:color w:val="9D5C00"/>
+                <w:sz w:val="15"/>
+              </w:rPr>
+              <w:t>PENDIENTE</w:t>
+            </w:r>
+          </w:p>
+        </w:tc>
+        <w:tc>
+          <w:tcPr>
+            <w:tcW w:type="dxa" w:w="2088"/>
+            <w:shd w:fill="F7F8FA" w:val="clear"/>
+            <w:vAlign w:val="center"/>
+          </w:tcPr>
+          <w:p>
+            <w:pPr>
+              <w:spacing w:before="0" w:after="0"/>
+            </w:pPr>
+            <w:r/>
+            <w:r>
+              <w:rPr>
+                <w:b w:val="0"/>
+                <w:sz w:val="15"/>
+              </w:rPr>
+              <w:t>Validación en SonarQube</w:t>
+            </w:r>
+          </w:p>
+        </w:tc>
+        <w:tc>
+          <w:tcPr>
+            <w:tcW w:type="dxa" w:w="3672"/>
+            <w:shd w:fill="F7F8FA" w:val="clear"/>
+            <w:vAlign w:val="center"/>
+          </w:tcPr>
+          <w:p>
+            <w:pPr>
+              <w:spacing w:before="0" w:after="0"/>
+            </w:pPr>
+            <w:r/>
+            <w:r>
+              <w:rPr>
+                <w:b w:val="0"/>
+                <w:sz w:val="15"/>
+              </w:rPr>
+              <w:t>La conversión cumple SARIF 2.1.0, pero falta validar compatibilidad de versión, permisos y visualización de external issues en el SonarQube corporativo.</w:t>
+            </w:r>
+          </w:p>
+        </w:tc>
+        <w:tc>
+          <w:tcPr>
+            <w:tcW w:type="dxa" w:w="2880"/>
+            <w:shd w:fill="F7F8FA" w:val="clear"/>
+            <w:vAlign w:val="center"/>
+          </w:tcPr>
+          <w:p>
+            <w:pPr>
+              <w:spacing w:before="0" w:after="0"/>
+            </w:pPr>
+            <w:r/>
+            <w:r>
+              <w:rPr>
+                <w:b w:val="0"/>
+                <w:sz w:val="15"/>
+              </w:rPr>
+              <w:t>Ejecutar una importación controlada y acordar si Sonar será evidencia, quality gate complementario o ambos.</w:t>
+            </w:r>
+          </w:p>
+        </w:tc>
+      </w:tr>
+      <w:tr>
+        <w:trPr>
+          <w:cantSplit/>
+        </w:trPr>
+        <w:tc>
+          <w:tcPr>
+            <w:tcW w:type="dxa" w:w="1080"/>
+            <w:shd w:fill="FFFFFF" w:val="clear"/>
+            <w:vAlign w:val="center"/>
+          </w:tcPr>
+          <w:p>
+            <w:pPr>
+              <w:spacing w:before="0" w:after="0"/>
+            </w:pPr>
+            <w:r/>
+            <w:r>
+              <w:rPr>
+                <w:b/>
+                <w:color w:val="9D5C00"/>
+                <w:sz w:val="15"/>
+              </w:rPr>
+              <w:t>PENDIENTE</w:t>
+            </w:r>
+          </w:p>
+        </w:tc>
+        <w:tc>
+          <w:tcPr>
+            <w:tcW w:type="dxa" w:w="2088"/>
+            <w:shd w:fill="FFFFFF" w:val="clear"/>
+            <w:vAlign w:val="center"/>
+          </w:tcPr>
+          <w:p>
+            <w:pPr>
+              <w:spacing w:before="0" w:after="0"/>
+            </w:pPr>
+            <w:r/>
+            <w:r>
+              <w:rPr>
+                <w:b w:val="0"/>
+                <w:sz w:val="15"/>
+              </w:rPr>
+              <w:t>Pruebas rigurosas de ataques y calidad</w:t>
+            </w:r>
+          </w:p>
+        </w:tc>
+        <w:tc>
+          <w:tcPr>
+            <w:tcW w:type="dxa" w:w="3672"/>
+            <w:shd w:fill="FFFFFF" w:val="clear"/>
+            <w:vAlign w:val="center"/>
+          </w:tcPr>
+          <w:p>
+            <w:pPr>
+              <w:spacing w:before="0" w:after="0"/>
+            </w:pPr>
+            <w:r/>
+            <w:r>
+              <w:rPr>
+                <w:b w:val="0"/>
+                <w:sz w:val="15"/>
+              </w:rPr>
+              <w:t>Aún no hay un corpus versionado con métricas de cobertura, falsos positivos y falsos negativos.</w:t>
+            </w:r>
+          </w:p>
+        </w:tc>
+        <w:tc>
+          <w:tcPr>
+            <w:tcW w:type="dxa" w:w="2880"/>
+            <w:shd w:fill="FFFFFF" w:val="clear"/>
+            <w:vAlign w:val="center"/>
+          </w:tcPr>
+          <w:p>
+            <w:pPr>
+              <w:spacing w:before="0" w:after="0"/>
+            </w:pPr>
+            <w:r/>
+            <w:r>
+              <w:rPr>
+                <w:b w:val="0"/>
+                <w:sz w:val="15"/>
+              </w:rPr>
+              <w:t>Definir corpus: inyección directa e indirecta, jailbreak, obfuscación, Unicode, secretos/PII, tool abuse, prompts multilingües y casos benignos. Medir precisión y cobertura por versión.</w:t>
+            </w:r>
+          </w:p>
+        </w:tc>
+      </w:tr>
+      <w:tr>
+        <w:trPr>
+          <w:cantSplit/>
+        </w:trPr>
+        <w:tc>
+          <w:tcPr>
+            <w:tcW w:type="dxa" w:w="1080"/>
+            <w:shd w:fill="F7F8FA" w:val="clear"/>
+            <w:vAlign w:val="center"/>
+          </w:tcPr>
+          <w:p>
+            <w:pPr>
+              <w:spacing w:before="0" w:after="0"/>
+            </w:pPr>
+            <w:r/>
+            <w:r>
+              <w:rPr>
+                <w:b/>
+                <w:color w:val="9D5C00"/>
+                <w:sz w:val="15"/>
+              </w:rPr>
+              <w:t>PENDIENTE</w:t>
+            </w:r>
+          </w:p>
+        </w:tc>
+        <w:tc>
+          <w:tcPr>
+            <w:tcW w:type="dxa" w:w="2088"/>
+            <w:shd w:fill="F7F8FA" w:val="clear"/>
+            <w:vAlign w:val="center"/>
+          </w:tcPr>
+          <w:p>
+            <w:pPr>
+              <w:spacing w:before="0" w:after="0"/>
+            </w:pPr>
+            <w:r/>
+            <w:r>
+              <w:rPr>
+                <w:b w:val="0"/>
+                <w:sz w:val="15"/>
+              </w:rPr>
+              <w:t>Evaluación de LLM local o aprobado</w:t>
+            </w:r>
+          </w:p>
+        </w:tc>
+        <w:tc>
+          <w:tcPr>
+            <w:tcW w:type="dxa" w:w="3672"/>
+            <w:shd w:fill="F7F8FA" w:val="clear"/>
+            <w:vAlign w:val="center"/>
+          </w:tcPr>
+          <w:p>
+            <w:pPr>
+              <w:spacing w:before="0" w:after="0"/>
+            </w:pPr>
+            <w:r/>
+            <w:r>
+              <w:rPr>
+                <w:b w:val="0"/>
+                <w:sz w:val="15"/>
+              </w:rPr>
+              <w:t>La propuesta de reviewer semántico con LLM está documentada, pero no fue implementada ni comparada contra la baseline estática.</w:t>
+            </w:r>
+          </w:p>
+        </w:tc>
+        <w:tc>
+          <w:tcPr>
+            <w:tcW w:type="dxa" w:w="2880"/>
+            <w:shd w:fill="F7F8FA" w:val="clear"/>
+            <w:vAlign w:val="center"/>
+          </w:tcPr>
+          <w:p>
+            <w:pPr>
+              <w:spacing w:before="0" w:after="0"/>
+            </w:pPr>
+            <w:r/>
+            <w:r>
+              <w:rPr>
+                <w:b w:val="0"/>
+                <w:sz w:val="15"/>
+              </w:rPr>
+              <w:t>Probar modelo local o aprobado con datos no productivos, salida estructurada y criterios de seguridad, costo, latencia, privacidad y valor incremental.</w:t>
+            </w:r>
+          </w:p>
+        </w:tc>
+      </w:tr>
+      <w:tr>
+        <w:trPr>
+          <w:cantSplit/>
+        </w:trPr>
+        <w:tc>
+          <w:tcPr>
+            <w:tcW w:type="dxa" w:w="1080"/>
+            <w:shd w:fill="FFFFFF" w:val="clear"/>
+            <w:vAlign w:val="center"/>
+          </w:tcPr>
+          <w:p>
+            <w:pPr>
+              <w:spacing w:before="0" w:after="0"/>
+            </w:pPr>
+            <w:r/>
+            <w:r>
+              <w:rPr>
+                <w:b/>
+                <w:color w:val="9D5C00"/>
+                <w:sz w:val="15"/>
+              </w:rPr>
+              <w:t>PENDIENTE</w:t>
+            </w:r>
+          </w:p>
+        </w:tc>
+        <w:tc>
+          <w:tcPr>
+            <w:tcW w:type="dxa" w:w="2088"/>
+            <w:shd w:fill="FFFFFF" w:val="clear"/>
+            <w:vAlign w:val="center"/>
+          </w:tcPr>
+          <w:p>
+            <w:pPr>
+              <w:spacing w:before="0" w:after="0"/>
+            </w:pPr>
+            <w:r/>
+            <w:r>
+              <w:rPr>
+                <w:b w:val="0"/>
+                <w:sz w:val="15"/>
+              </w:rPr>
+              <w:t>Reproducibilidad y cadena de suministro</w:t>
+            </w:r>
+          </w:p>
+        </w:tc>
+        <w:tc>
+          <w:tcPr>
+            <w:tcW w:type="dxa" w:w="3672"/>
+            <w:shd w:fill="FFFFFF" w:val="clear"/>
+            <w:vAlign w:val="center"/>
+          </w:tcPr>
+          <w:p>
+            <w:pPr>
+              <w:spacing w:before="0" w:after="0"/>
+            </w:pPr>
+            <w:r/>
+            <w:r>
+              <w:rPr>
+                <w:b w:val="0"/>
+                <w:sz w:val="15"/>
+              </w:rPr>
+              <w:t>PromptSonar está fijado; el auditor externo y sus dependencias requieren una estrategia de fijación y trazabilidad más estricta para evolución a desarrollo.</w:t>
+            </w:r>
+          </w:p>
+        </w:tc>
+        <w:tc>
+          <w:tcPr>
+            <w:tcW w:type="dxa" w:w="2880"/>
+            <w:shd w:fill="FFFFFF" w:val="clear"/>
+            <w:vAlign w:val="center"/>
+          </w:tcPr>
+          <w:p>
+            <w:pPr>
+              <w:spacing w:before="0" w:after="0"/>
+            </w:pPr>
+            <w:r/>
+            <w:r>
+              <w:rPr>
+                <w:b w:val="0"/>
+                <w:sz w:val="15"/>
+              </w:rPr>
+              <w:t>Fijar commit o tag del auditor, generar lockfile/SBOM y definir actualización controlada de dependencias e imágenes.</w:t>
+            </w:r>
+          </w:p>
+        </w:tc>
+      </w:tr>
+      <w:tr>
+        <w:trPr>
+          <w:cantSplit/>
+        </w:trPr>
+        <w:tc>
+          <w:tcPr>
+            <w:tcW w:type="dxa" w:w="1080"/>
+            <w:shd w:fill="F7F8FA" w:val="clear"/>
+            <w:vAlign w:val="center"/>
+          </w:tcPr>
+          <w:p>
+            <w:pPr>
+              <w:spacing w:before="0" w:after="0"/>
+            </w:pPr>
+            <w:r/>
+            <w:r>
+              <w:rPr>
+                <w:b/>
+                <w:color w:val="9D5C00"/>
+                <w:sz w:val="15"/>
+              </w:rPr>
+              <w:t>PENDIENTE</w:t>
+            </w:r>
+          </w:p>
+        </w:tc>
+        <w:tc>
+          <w:tcPr>
+            <w:tcW w:type="dxa" w:w="2088"/>
+            <w:shd w:fill="F7F8FA" w:val="clear"/>
+            <w:vAlign w:val="center"/>
+          </w:tcPr>
+          <w:p>
+            <w:pPr>
+              <w:spacing w:before="0" w:after="0"/>
+            </w:pPr>
+            <w:r/>
+            <w:r>
+              <w:rPr>
+                <w:b w:val="0"/>
+                <w:sz w:val="15"/>
+              </w:rPr>
+              <w:t>Gobierno operativo y excepciones</w:t>
+            </w:r>
+          </w:p>
+        </w:tc>
+        <w:tc>
+          <w:tcPr>
+            <w:tcW w:type="dxa" w:w="3672"/>
+            <w:shd w:fill="F7F8FA" w:val="clear"/>
+            <w:vAlign w:val="center"/>
+          </w:tcPr>
+          <w:p>
+            <w:pPr>
+              <w:spacing w:before="0" w:after="0"/>
+            </w:pPr>
+            <w:r/>
+            <w:r>
+              <w:rPr>
+                <w:b w:val="0"/>
+                <w:sz w:val="15"/>
+              </w:rPr>
+              <w:t>El wrapper permite umbrales y el documento propone PASS/REVIEW/BLOCK, pero falta proceso formal de aprobación y expiración de excepciones.</w:t>
+            </w:r>
+          </w:p>
+        </w:tc>
+        <w:tc>
+          <w:tcPr>
+            <w:tcW w:type="dxa" w:w="2880"/>
+            <w:shd w:fill="F7F8FA" w:val="clear"/>
+            <w:vAlign w:val="center"/>
+          </w:tcPr>
+          <w:p>
+            <w:pPr>
+              <w:spacing w:before="0" w:after="0"/>
+            </w:pPr>
+            <w:r/>
+            <w:r>
+              <w:rPr>
+                <w:b w:val="0"/>
+                <w:sz w:val="15"/>
+              </w:rPr>
+              <w:t>Definir propietarios, umbrales por entorno, waiver versionado, aprobador, fecha de expiración y evidencia de remediación.</w:t>
+            </w:r>
+          </w:p>
+        </w:tc>
+      </w:tr>
+    </w:tbl>
+    <w:p>
+      <w:pPr>
+        <w:spacing w:before="140" w:after="0"/>
+      </w:pPr>
+      <w:r>
+        <w:rPr>
+          <w:b/>
+          <w:sz w:val="18"/>
+        </w:rPr>
+        <w:t>Criterio de avance: la baseline sin LLM queda validada como POC local; la siguiente etapa debe demostrar integración CI/Sonar y una mejora medible antes de incorporar un LLM al control.</w:t>
+      </w:r>
+    </w:p>
+    <w:p>
+      <w:r>
         <w:br w:type="page"/>
       </w:r>
     </w:p>
